--- a/webapp/templates/word/Contrato_Termino_Indefinido.docx
+++ b/webapp/templates/word/Contrato_Termino_Indefinido.docx
@@ -1,6 +1,6 @@
 
 <file path=word/document.xml><?xml version="1.0" encoding="utf-8"?>
-<w:document xmlns:wpc="http://schemas.microsoft.com/office/word/2010/wordprocessingCanvas" xmlns:cx="http://schemas.microsoft.com/office/drawing/2014/chartex" xmlns:cx1="http://schemas.microsoft.com/office/drawing/2015/9/8/chartex" xmlns:cx2="http://schemas.microsoft.com/office/drawing/2015/10/21/chartex" xmlns:cx3="http://schemas.microsoft.com/office/drawing/2016/5/9/chartex" xmlns:cx4="http://schemas.microsoft.com/office/drawing/2016/5/10/chartex" xmlns:cx5="http://schemas.microsoft.com/office/drawing/2016/5/11/chartex" xmlns:cx6="http://schemas.microsoft.com/office/drawing/2016/5/12/chartex" xmlns:cx7="http://schemas.microsoft.com/office/drawing/2016/5/13/chartex" xmlns:cx8="http://schemas.microsoft.com/office/drawing/2016/5/14/chartex" xmlns:mc="http://schemas.openxmlformats.org/markup-compatibility/2006" xmlns:aink="http://schemas.microsoft.com/office/drawing/2016/ink" xmlns:am3d="http://schemas.microsoft.com/office/drawing/2017/model3d" xmlns:o="urn:schemas-microsoft-com:office:office" xmlns:r="http://schemas.openxmlformats.org/officeDocument/2006/relationships" xmlns:m="http://schemas.openxmlformats.org/officeDocument/2006/math" xmlns:v="urn:schemas-microsoft-com:vml" xmlns:wp14="http://schemas.microsoft.com/office/word/2010/wordprocessingDrawing" xmlns:wp="http://schemas.openxmlformats.org/drawingml/2006/wordprocessingDrawing" xmlns:w10="urn:schemas-microsoft-com:office:word" xmlns:w="http://schemas.openxmlformats.org/wordprocessingml/2006/main" xmlns:w14="http://schemas.microsoft.com/office/word/2010/wordml" xmlns:w15="http://schemas.microsoft.com/office/word/2012/wordml" xmlns:w16cex="http://schemas.microsoft.com/office/word/2018/wordml/cex" xmlns:w16cid="http://schemas.microsoft.com/office/word/2016/wordml/cid" xmlns:w16="http://schemas.microsoft.com/office/word/2018/wordml" xmlns:w16sdtdh="http://schemas.microsoft.com/office/word/2020/wordml/sdtdatahash" xmlns:w16se="http://schemas.microsoft.com/office/word/2015/wordml/symex" xmlns:wpg="http://schemas.microsoft.com/office/word/2010/wordprocessingGroup" xmlns:wpi="http://schemas.microsoft.com/office/word/2010/wordprocessingInk" xmlns:wne="http://schemas.microsoft.com/office/word/2006/wordml" xmlns:wps="http://schemas.microsoft.com/office/word/2010/wordprocessingShape" mc:Ignorable="w14 w15 w16se w16cid w16 w16cex w16sdtdh wp14">
+<w:document xmlns:wpc="http://schemas.microsoft.com/office/word/2010/wordprocessingCanvas" xmlns:cx="http://schemas.microsoft.com/office/drawing/2014/chartex" xmlns:cx1="http://schemas.microsoft.com/office/drawing/2015/9/8/chartex" xmlns:cx2="http://schemas.microsoft.com/office/drawing/2015/10/21/chartex" xmlns:cx3="http://schemas.microsoft.com/office/drawing/2016/5/9/chartex" xmlns:cx4="http://schemas.microsoft.com/office/drawing/2016/5/10/chartex" xmlns:cx5="http://schemas.microsoft.com/office/drawing/2016/5/11/chartex" xmlns:cx6="http://schemas.microsoft.com/office/drawing/2016/5/12/chartex" xmlns:cx7="http://schemas.microsoft.com/office/drawing/2016/5/13/chartex" xmlns:cx8="http://schemas.microsoft.com/office/drawing/2016/5/14/chartex" xmlns:mc="http://schemas.openxmlformats.org/markup-compatibility/2006" xmlns:aink="http://schemas.microsoft.com/office/drawing/2016/ink" xmlns:am3d="http://schemas.microsoft.com/office/drawing/2017/model3d" xmlns:o="urn:schemas-microsoft-com:office:office" xmlns:oel="http://schemas.microsoft.com/office/2019/extlst" xmlns:r="http://schemas.openxmlformats.org/officeDocument/2006/relationships" xmlns:m="http://schemas.openxmlformats.org/officeDocument/2006/math" xmlns:v="urn:schemas-microsoft-com:vml" xmlns:wp14="http://schemas.microsoft.com/office/word/2010/wordprocessingDrawing" xmlns:wp="http://schemas.openxmlformats.org/drawingml/2006/wordprocessingDrawing" xmlns:w10="urn:schemas-microsoft-com:office:word" xmlns:w="http://schemas.openxmlformats.org/wordprocessingml/2006/main" xmlns:w14="http://schemas.microsoft.com/office/word/2010/wordml" xmlns:w15="http://schemas.microsoft.com/office/word/2012/wordml" xmlns:w16cex="http://schemas.microsoft.com/office/word/2018/wordml/cex" xmlns:w16cid="http://schemas.microsoft.com/office/word/2016/wordml/cid" xmlns:w16="http://schemas.microsoft.com/office/word/2018/wordml" xmlns:w16sdtdh="http://schemas.microsoft.com/office/word/2020/wordml/sdtdatahash" xmlns:w16se="http://schemas.microsoft.com/office/word/2015/wordml/symex" xmlns:wpg="http://schemas.microsoft.com/office/word/2010/wordprocessingGroup" xmlns:wpi="http://schemas.microsoft.com/office/word/2010/wordprocessingInk" xmlns:wne="http://schemas.microsoft.com/office/word/2006/wordml" xmlns:wps="http://schemas.microsoft.com/office/word/2010/wordprocessingShape" mc:Ignorable="w14 w15 w16se w16cid w16 w16cex w16sdtdh wp14">
   <w:body>
     <w:p>
       <w:pPr>
@@ -376,7 +376,15 @@
                 <w:sz w:val="23"/>
                 <w:szCs w:val="23"/>
               </w:rPr>
-              <w:t>CiudadWork</w:t>
+              <w:t>Ciudad</w:t>
+            </w:r>
+            <w:r>
+              <w:rPr>
+                <w:rFonts w:ascii="Calibri" w:eastAsia="Calibri" w:hAnsi="Calibri" w:cs="Calibri"/>
+                <w:sz w:val="23"/>
+                <w:szCs w:val="23"/>
+              </w:rPr>
+              <w:t>Firma</w:t>
             </w:r>
             <w:proofErr w:type="spellEnd"/>
             <w:r>
@@ -583,7 +591,17 @@
                 <w:sz w:val="23"/>
                 <w:szCs w:val="23"/>
               </w:rPr>
-              <w:t>FechaContratacion</w:t>
+              <w:t>Fecha</w:t>
+            </w:r>
+            <w:r>
+              <w:rPr>
+                <w:rFonts w:ascii="Calibri" w:eastAsia="Calibri" w:hAnsi="Calibri" w:cs="Calibri"/>
+                <w:b/>
+                <w:bCs/>
+                <w:sz w:val="23"/>
+                <w:szCs w:val="23"/>
+              </w:rPr>
+              <w:t>Ingreso</w:t>
             </w:r>
             <w:proofErr w:type="spellEnd"/>
             <w:r>
@@ -842,40 +860,38 @@
           <w:sz w:val="23"/>
           <w:szCs w:val="23"/>
         </w:rPr>
-        <w:t>[[Cedula]]</w:t>
-      </w:r>
-      <w:r>
-        <w:rPr>
-          <w:rFonts w:ascii="Calibri" w:eastAsia="Calibri" w:hAnsi="Calibri" w:cs="Calibri"/>
-          <w:b/>
-          <w:bCs/>
+        <w:t xml:space="preserve">[[Cedula]] </w:t>
+      </w:r>
+      <w:r>
+        <w:rPr>
+          <w:rFonts w:ascii="Calibri" w:eastAsia="Calibri" w:hAnsi="Calibri" w:cs="Calibri"/>
+        </w:rPr>
+        <w:t xml:space="preserve">expedida en </w:t>
+      </w:r>
+      <w:r>
+        <w:rPr>
+          <w:rFonts w:ascii="Calibri" w:eastAsia="Calibri" w:hAnsi="Calibri" w:cs="Calibri"/>
           <w:sz w:val="23"/>
           <w:szCs w:val="23"/>
         </w:rPr>
-        <w:t xml:space="preserve"> </w:t>
-      </w:r>
-      <w:r>
-        <w:rPr>
-          <w:rFonts w:ascii="Calibri" w:eastAsia="Calibri" w:hAnsi="Calibri" w:cs="Calibri"/>
-        </w:rPr>
-        <w:t xml:space="preserve">expedida en </w:t>
-      </w:r>
+        <w:t>[[</w:t>
+      </w:r>
+      <w:proofErr w:type="spellStart"/>
       <w:r>
         <w:rPr>
           <w:rFonts w:ascii="Calibri" w:eastAsia="Calibri" w:hAnsi="Calibri" w:cs="Calibri"/>
           <w:sz w:val="23"/>
           <w:szCs w:val="23"/>
         </w:rPr>
-        <w:t>[[</w:t>
-      </w:r>
-      <w:proofErr w:type="spellStart"/>
+        <w:t>Ciudad</w:t>
+      </w:r>
       <w:r>
         <w:rPr>
           <w:rFonts w:ascii="Calibri" w:eastAsia="Calibri" w:hAnsi="Calibri" w:cs="Calibri"/>
           <w:sz w:val="23"/>
           <w:szCs w:val="23"/>
         </w:rPr>
-        <w:t>CiudadWork</w:t>
+        <w:t>Expedicion</w:t>
       </w:r>
       <w:proofErr w:type="spellEnd"/>
       <w:r>
@@ -6426,9 +6442,8 @@
           <w:sz w:val="23"/>
           <w:szCs w:val="23"/>
         </w:rPr>
-        <w:t>FechaContratacion</w:t>
-      </w:r>
-      <w:proofErr w:type="spellEnd"/>
+        <w:t>Fecha</w:t>
+      </w:r>
       <w:r>
         <w:rPr>
           <w:rFonts w:ascii="Calibri" w:eastAsia="Calibri" w:hAnsi="Calibri" w:cs="Calibri"/>
@@ -6437,7 +6452,29 @@
           <w:sz w:val="23"/>
           <w:szCs w:val="23"/>
         </w:rPr>
-        <w:t>]]</w:t>
+        <w:t>Ingreso</w:t>
+      </w:r>
+      <w:proofErr w:type="spellEnd"/>
+      <w:r>
+        <w:rPr>
+          <w:rFonts w:ascii="Calibri" w:eastAsia="Calibri" w:hAnsi="Calibri" w:cs="Calibri"/>
+          <w:b/>
+          <w:bCs/>
+          <w:sz w:val="23"/>
+          <w:szCs w:val="23"/>
+        </w:rPr>
+        <w:t>]</w:t>
+      </w:r>
+      <w:proofErr w:type="gramStart"/>
+      <w:r>
+        <w:rPr>
+          <w:rFonts w:ascii="Calibri" w:eastAsia="Calibri" w:hAnsi="Calibri" w:cs="Calibri"/>
+          <w:b/>
+          <w:bCs/>
+          <w:sz w:val="23"/>
+          <w:szCs w:val="23"/>
+        </w:rPr>
+        <w:t>]</w:t>
       </w:r>
       <w:r>
         <w:rPr>
@@ -6461,6 +6498,7 @@
         </w:rPr>
         <w:t>fecha</w:t>
       </w:r>
+      <w:proofErr w:type="gramEnd"/>
       <w:r>
         <w:rPr>
           <w:rFonts w:ascii="Calibri" w:eastAsia="Calibri" w:hAnsi="Calibri" w:cs="Calibri"/>
@@ -7512,6 +7550,8 @@
         <w:jc w:val="both"/>
         <w:rPr>
           <w:rFonts w:ascii="Calibri" w:eastAsia="Calibri" w:hAnsi="Calibri" w:cs="Calibri"/>
+          <w:b/>
+          <w:bCs/>
         </w:rPr>
       </w:pPr>
       <w:r>
@@ -7582,6 +7622,8 @@
         <w:jc w:val="both"/>
         <w:rPr>
           <w:rFonts w:ascii="Calibri" w:eastAsia="Calibri" w:hAnsi="Calibri" w:cs="Calibri"/>
+          <w:b/>
+          <w:bCs/>
         </w:rPr>
       </w:pPr>
     </w:p>
@@ -7610,6 +7652,8 @@
         <w:jc w:val="both"/>
         <w:rPr>
           <w:rFonts w:ascii="Calibri" w:eastAsia="Calibri" w:hAnsi="Calibri" w:cs="Calibri"/>
+          <w:b/>
+          <w:bCs/>
         </w:rPr>
       </w:pPr>
     </w:p>
@@ -7638,67 +7682,8 @@
         <w:jc w:val="both"/>
         <w:rPr>
           <w:rFonts w:ascii="Calibri" w:eastAsia="Calibri" w:hAnsi="Calibri" w:cs="Calibri"/>
-          <w:b/>
-          <w:bCs/>
-        </w:rPr>
-      </w:pPr>
-      <w:r>
-        <w:rPr>
-          <w:rFonts w:ascii="Calibri" w:eastAsia="Calibri" w:hAnsi="Calibri" w:cs="Calibri"/>
-          <w:b/>
-          <w:bCs/>
-        </w:rPr>
-        <w:t>EMPLEADOR</w:t>
-      </w:r>
-      <w:r>
-        <w:rPr>
-          <w:rFonts w:ascii="Calibri" w:eastAsia="Calibri" w:hAnsi="Calibri" w:cs="Calibri"/>
-          <w:b/>
-          <w:bCs/>
-        </w:rPr>
-        <w:tab/>
-      </w:r>
-      <w:r>
-        <w:rPr>
-          <w:rFonts w:ascii="Calibri" w:eastAsia="Calibri" w:hAnsi="Calibri" w:cs="Calibri"/>
-          <w:b/>
-          <w:bCs/>
-        </w:rPr>
-        <w:tab/>
-      </w:r>
-      <w:r>
-        <w:rPr>
-          <w:rFonts w:ascii="Calibri" w:eastAsia="Calibri" w:hAnsi="Calibri" w:cs="Calibri"/>
-          <w:b/>
-          <w:bCs/>
-        </w:rPr>
-        <w:tab/>
-      </w:r>
-      <w:r>
-        <w:rPr>
-          <w:rFonts w:ascii="Calibri" w:eastAsia="Calibri" w:hAnsi="Calibri" w:cs="Calibri"/>
-          <w:b/>
-          <w:bCs/>
-        </w:rPr>
-        <w:tab/>
-      </w:r>
-      <w:r>
-        <w:rPr>
-          <w:rFonts w:ascii="Calibri" w:eastAsia="Calibri" w:hAnsi="Calibri" w:cs="Calibri"/>
-          <w:b/>
-          <w:bCs/>
-        </w:rPr>
-        <w:tab/>
-      </w:r>
-      <w:r>
-        <w:rPr>
-          <w:rFonts w:ascii="Calibri" w:eastAsia="Calibri" w:hAnsi="Calibri" w:cs="Calibri"/>
-          <w:b/>
-          <w:bCs/>
-        </w:rPr>
-        <w:tab/>
-        <w:t>TRABAJADOR</w:t>
-      </w:r>
+        </w:rPr>
+      </w:pPr>
     </w:p>
     <w:p>
       <w:pPr>
@@ -7781,8 +7766,67 @@
         <w:jc w:val="both"/>
         <w:rPr>
           <w:rFonts w:ascii="Calibri" w:eastAsia="Calibri" w:hAnsi="Calibri" w:cs="Calibri"/>
-        </w:rPr>
-      </w:pPr>
+          <w:b/>
+          <w:bCs/>
+        </w:rPr>
+      </w:pPr>
+      <w:r>
+        <w:rPr>
+          <w:rFonts w:ascii="Calibri" w:eastAsia="Calibri" w:hAnsi="Calibri" w:cs="Calibri"/>
+          <w:b/>
+          <w:bCs/>
+        </w:rPr>
+        <w:t>EMPLEADOR</w:t>
+      </w:r>
+      <w:r>
+        <w:rPr>
+          <w:rFonts w:ascii="Calibri" w:eastAsia="Calibri" w:hAnsi="Calibri" w:cs="Calibri"/>
+          <w:b/>
+          <w:bCs/>
+        </w:rPr>
+        <w:tab/>
+      </w:r>
+      <w:r>
+        <w:rPr>
+          <w:rFonts w:ascii="Calibri" w:eastAsia="Calibri" w:hAnsi="Calibri" w:cs="Calibri"/>
+          <w:b/>
+          <w:bCs/>
+        </w:rPr>
+        <w:tab/>
+      </w:r>
+      <w:r>
+        <w:rPr>
+          <w:rFonts w:ascii="Calibri" w:eastAsia="Calibri" w:hAnsi="Calibri" w:cs="Calibri"/>
+          <w:b/>
+          <w:bCs/>
+        </w:rPr>
+        <w:tab/>
+      </w:r>
+      <w:r>
+        <w:rPr>
+          <w:rFonts w:ascii="Calibri" w:eastAsia="Calibri" w:hAnsi="Calibri" w:cs="Calibri"/>
+          <w:b/>
+          <w:bCs/>
+        </w:rPr>
+        <w:tab/>
+      </w:r>
+      <w:r>
+        <w:rPr>
+          <w:rFonts w:ascii="Calibri" w:eastAsia="Calibri" w:hAnsi="Calibri" w:cs="Calibri"/>
+          <w:b/>
+          <w:bCs/>
+        </w:rPr>
+        <w:tab/>
+      </w:r>
+      <w:r>
+        <w:rPr>
+          <w:rFonts w:ascii="Calibri" w:eastAsia="Calibri" w:hAnsi="Calibri" w:cs="Calibri"/>
+          <w:b/>
+          <w:bCs/>
+        </w:rPr>
+        <w:tab/>
+        <w:t>TRABAJADOR</w:t>
+      </w:r>
     </w:p>
     <w:p>
       <w:pPr>
@@ -7809,56 +7853,8 @@
         <w:jc w:val="both"/>
         <w:rPr>
           <w:rFonts w:ascii="Calibri" w:eastAsia="Calibri" w:hAnsi="Calibri" w:cs="Calibri"/>
-          <w:b/>
-          <w:bCs/>
-        </w:rPr>
-      </w:pPr>
-      <w:r>
-        <w:rPr>
-          <w:rFonts w:ascii="Calibri" w:eastAsia="Calibri" w:hAnsi="Calibri" w:cs="Calibri"/>
-          <w:b/>
-          <w:bCs/>
-        </w:rPr>
-        <w:t xml:space="preserve">LAURA CRISTINA CERON MUÑOZ                                       </w:t>
-      </w:r>
-      <w:proofErr w:type="gramStart"/>
-      <w:r>
-        <w:rPr>
-          <w:rFonts w:ascii="Calibri" w:eastAsia="Calibri" w:hAnsi="Calibri" w:cs="Calibri"/>
-          <w:b/>
-          <w:bCs/>
-        </w:rPr>
-        <w:t xml:space="preserve">   </w:t>
-      </w:r>
-      <w:r>
-        <w:rPr>
-          <w:rFonts w:ascii="Calibri" w:eastAsia="Calibri" w:hAnsi="Calibri" w:cs="Calibri"/>
-          <w:b/>
-          <w:bCs/>
-          <w:sz w:val="23"/>
-          <w:szCs w:val="23"/>
-        </w:rPr>
-        <w:t>[</w:t>
-      </w:r>
-      <w:proofErr w:type="gramEnd"/>
-      <w:r>
-        <w:rPr>
-          <w:rFonts w:ascii="Calibri" w:eastAsia="Calibri" w:hAnsi="Calibri" w:cs="Calibri"/>
-          <w:b/>
-          <w:bCs/>
-          <w:sz w:val="23"/>
-          <w:szCs w:val="23"/>
-        </w:rPr>
-        <w:t>[Nombre]]</w:t>
-      </w:r>
-      <w:r>
-        <w:rPr>
-          <w:rFonts w:ascii="Calibri" w:eastAsia="Calibri" w:hAnsi="Calibri" w:cs="Calibri"/>
-          <w:b/>
-          <w:bCs/>
-        </w:rPr>
-        <w:t xml:space="preserve"> </w:t>
-      </w:r>
+        </w:rPr>
+      </w:pPr>
     </w:p>
     <w:p>
       <w:pPr>
@@ -7885,40 +7881,8 @@
         <w:jc w:val="both"/>
         <w:rPr>
           <w:rFonts w:ascii="Calibri" w:eastAsia="Calibri" w:hAnsi="Calibri" w:cs="Calibri"/>
-          <w:b/>
-          <w:bCs/>
-          <w:lang w:val="en-US"/>
-        </w:rPr>
-      </w:pPr>
-      <w:r>
-        <w:rPr>
-          <w:rFonts w:ascii="Calibri" w:eastAsia="Calibri" w:hAnsi="Calibri" w:cs="Calibri"/>
-          <w:b/>
-          <w:bCs/>
-          <w:lang w:val="en-US"/>
-        </w:rPr>
-        <w:t xml:space="preserve">C.C 52.705.312                                                                         C.C </w:t>
-      </w:r>
-      <w:r>
-        <w:rPr>
-          <w:rFonts w:ascii="Calibri" w:eastAsia="Calibri" w:hAnsi="Calibri" w:cs="Calibri"/>
-          <w:b/>
-          <w:bCs/>
-          <w:sz w:val="23"/>
-          <w:szCs w:val="23"/>
-          <w:lang w:val="en-US"/>
-        </w:rPr>
-        <w:t>[[Cedula]]</w:t>
-      </w:r>
-      <w:r>
-        <w:rPr>
-          <w:rFonts w:ascii="Calibri" w:eastAsia="Calibri" w:hAnsi="Calibri" w:cs="Calibri"/>
-          <w:b/>
-          <w:bCs/>
-          <w:lang w:val="en-US"/>
-        </w:rPr>
-        <w:t xml:space="preserve"> </w:t>
-      </w:r>
+        </w:rPr>
+      </w:pPr>
     </w:p>
     <w:p>
       <w:pPr>
@@ -7945,9 +7909,6 @@
         <w:jc w:val="both"/>
         <w:rPr>
           <w:rFonts w:ascii="Calibri" w:eastAsia="Calibri" w:hAnsi="Calibri" w:cs="Calibri"/>
-          <w:b/>
-          <w:bCs/>
-          <w:lang w:val="en-US"/>
         </w:rPr>
       </w:pPr>
     </w:p>
@@ -7978,9 +7939,54 @@
           <w:rFonts w:ascii="Calibri" w:eastAsia="Calibri" w:hAnsi="Calibri" w:cs="Calibri"/>
           <w:b/>
           <w:bCs/>
-          <w:lang w:val="en-US"/>
-        </w:rPr>
-      </w:pPr>
+        </w:rPr>
+      </w:pPr>
+      <w:r>
+        <w:rPr>
+          <w:rFonts w:ascii="Calibri" w:eastAsia="Calibri" w:hAnsi="Calibri" w:cs="Calibri"/>
+          <w:b/>
+          <w:bCs/>
+        </w:rPr>
+        <w:t xml:space="preserve">LAURA CRISTINA CERON MUÑOZ                                       </w:t>
+      </w:r>
+      <w:proofErr w:type="gramStart"/>
+      <w:r>
+        <w:rPr>
+          <w:rFonts w:ascii="Calibri" w:eastAsia="Calibri" w:hAnsi="Calibri" w:cs="Calibri"/>
+          <w:b/>
+          <w:bCs/>
+        </w:rPr>
+        <w:t xml:space="preserve">   </w:t>
+      </w:r>
+      <w:r>
+        <w:rPr>
+          <w:rFonts w:ascii="Calibri" w:eastAsia="Calibri" w:hAnsi="Calibri" w:cs="Calibri"/>
+          <w:b/>
+          <w:bCs/>
+          <w:sz w:val="23"/>
+          <w:szCs w:val="23"/>
+        </w:rPr>
+        <w:t>[</w:t>
+      </w:r>
+      <w:proofErr w:type="gramEnd"/>
+      <w:r>
+        <w:rPr>
+          <w:rFonts w:ascii="Calibri" w:eastAsia="Calibri" w:hAnsi="Calibri" w:cs="Calibri"/>
+          <w:b/>
+          <w:bCs/>
+          <w:sz w:val="23"/>
+          <w:szCs w:val="23"/>
+        </w:rPr>
+        <w:t>[Nombre]]</w:t>
+      </w:r>
+      <w:r>
+        <w:rPr>
+          <w:rFonts w:ascii="Calibri" w:eastAsia="Calibri" w:hAnsi="Calibri" w:cs="Calibri"/>
+          <w:b/>
+          <w:bCs/>
+        </w:rPr>
+        <w:t xml:space="preserve"> </w:t>
+      </w:r>
     </w:p>
     <w:p>
       <w:pPr>
@@ -8009,75 +8015,38 @@
           <w:rFonts w:ascii="Calibri" w:eastAsia="Calibri" w:hAnsi="Calibri" w:cs="Calibri"/>
           <w:b/>
           <w:bCs/>
-        </w:rPr>
-      </w:pPr>
-      <w:r>
-        <w:rPr>
-          <w:rFonts w:ascii="Calibri" w:eastAsia="Calibri" w:hAnsi="Calibri" w:cs="Calibri"/>
-          <w:b/>
-          <w:bCs/>
-        </w:rPr>
-        <w:t>TESTIGO</w:t>
-      </w:r>
-      <w:r>
-        <w:rPr>
-          <w:rFonts w:ascii="Calibri" w:eastAsia="Calibri" w:hAnsi="Calibri" w:cs="Calibri"/>
-          <w:b/>
-          <w:bCs/>
-        </w:rPr>
-        <w:tab/>
-      </w:r>
-      <w:r>
-        <w:rPr>
-          <w:rFonts w:ascii="Calibri" w:eastAsia="Calibri" w:hAnsi="Calibri" w:cs="Calibri"/>
-          <w:b/>
-          <w:bCs/>
-        </w:rPr>
-        <w:tab/>
-      </w:r>
-      <w:r>
-        <w:rPr>
-          <w:rFonts w:ascii="Calibri" w:eastAsia="Calibri" w:hAnsi="Calibri" w:cs="Calibri"/>
-          <w:b/>
-          <w:bCs/>
-        </w:rPr>
-        <w:tab/>
-      </w:r>
-      <w:r>
-        <w:rPr>
-          <w:rFonts w:ascii="Calibri" w:eastAsia="Calibri" w:hAnsi="Calibri" w:cs="Calibri"/>
-          <w:b/>
-          <w:bCs/>
-        </w:rPr>
-        <w:tab/>
-      </w:r>
-      <w:r>
-        <w:rPr>
-          <w:rFonts w:ascii="Calibri" w:eastAsia="Calibri" w:hAnsi="Calibri" w:cs="Calibri"/>
-          <w:b/>
-          <w:bCs/>
-        </w:rPr>
-        <w:tab/>
-      </w:r>
-      <w:r>
-        <w:rPr>
-          <w:rFonts w:ascii="Calibri" w:eastAsia="Calibri" w:hAnsi="Calibri" w:cs="Calibri"/>
-          <w:b/>
-          <w:bCs/>
-        </w:rPr>
-        <w:tab/>
+          <w:lang w:val="en-US"/>
+        </w:rPr>
+      </w:pPr>
+      <w:r>
+        <w:rPr>
+          <w:rFonts w:ascii="Calibri" w:eastAsia="Calibri" w:hAnsi="Calibri" w:cs="Calibri"/>
+          <w:b/>
+          <w:bCs/>
+          <w:lang w:val="en-US"/>
+        </w:rPr>
+        <w:t xml:space="preserve">C.C 52.705.312                                                                         C.C </w:t>
+      </w:r>
+      <w:r>
+        <w:rPr>
+          <w:rFonts w:ascii="Calibri" w:eastAsia="Calibri" w:hAnsi="Calibri" w:cs="Calibri"/>
+          <w:b/>
+          <w:bCs/>
+          <w:sz w:val="23"/>
+          <w:szCs w:val="23"/>
+          <w:lang w:val="en-US"/>
+        </w:rPr>
+        <w:t>[[Cedula]]</w:t>
+      </w:r>
+      <w:r>
+        <w:rPr>
+          <w:rFonts w:ascii="Calibri" w:eastAsia="Calibri" w:hAnsi="Calibri" w:cs="Calibri"/>
+          <w:b/>
+          <w:bCs/>
+          <w:lang w:val="en-US"/>
+        </w:rPr>
         <w:t xml:space="preserve"> </w:t>
       </w:r>
-      <w:proofErr w:type="spellStart"/>
-      <w:r>
-        <w:rPr>
-          <w:rFonts w:ascii="Calibri" w:eastAsia="Calibri" w:hAnsi="Calibri" w:cs="Calibri"/>
-          <w:b/>
-          <w:bCs/>
-        </w:rPr>
-        <w:t>TESTIGO</w:t>
-      </w:r>
-      <w:proofErr w:type="spellEnd"/>
     </w:p>
     <w:p>
       <w:pPr>
@@ -8104,6 +8073,165 @@
         <w:jc w:val="both"/>
         <w:rPr>
           <w:rFonts w:ascii="Calibri" w:eastAsia="Calibri" w:hAnsi="Calibri" w:cs="Calibri"/>
+          <w:b/>
+          <w:bCs/>
+          <w:lang w:val="en-US"/>
+        </w:rPr>
+      </w:pPr>
+    </w:p>
+    <w:p>
+      <w:pPr>
+        <w:widowControl/>
+        <w:tabs>
+          <w:tab w:val="left" w:pos="709"/>
+          <w:tab w:val="left" w:pos="1418"/>
+          <w:tab w:val="left" w:pos="2127"/>
+          <w:tab w:val="left" w:pos="2836"/>
+          <w:tab w:val="left" w:pos="3545"/>
+          <w:tab w:val="left" w:pos="4254"/>
+          <w:tab w:val="left" w:pos="4963"/>
+          <w:tab w:val="left" w:pos="5672"/>
+          <w:tab w:val="left" w:pos="6381"/>
+          <w:tab w:val="left" w:pos="7090"/>
+          <w:tab w:val="left" w:pos="7799"/>
+          <w:tab w:val="left" w:pos="8508"/>
+          <w:tab w:val="left" w:pos="9217"/>
+          <w:tab w:val="left" w:pos="9926"/>
+          <w:tab w:val="left" w:pos="10635"/>
+          <w:tab w:val="left" w:pos="11344"/>
+          <w:tab w:val="left" w:pos="12053"/>
+        </w:tabs>
+        <w:jc w:val="both"/>
+        <w:rPr>
+          <w:rFonts w:ascii="Calibri" w:eastAsia="Calibri" w:hAnsi="Calibri" w:cs="Calibri"/>
+          <w:b/>
+          <w:bCs/>
+          <w:lang w:val="en-US"/>
+        </w:rPr>
+      </w:pPr>
+    </w:p>
+    <w:p>
+      <w:pPr>
+        <w:widowControl/>
+        <w:tabs>
+          <w:tab w:val="left" w:pos="709"/>
+          <w:tab w:val="left" w:pos="1418"/>
+          <w:tab w:val="left" w:pos="2127"/>
+          <w:tab w:val="left" w:pos="2836"/>
+          <w:tab w:val="left" w:pos="3545"/>
+          <w:tab w:val="left" w:pos="4254"/>
+          <w:tab w:val="left" w:pos="4963"/>
+          <w:tab w:val="left" w:pos="5672"/>
+          <w:tab w:val="left" w:pos="6381"/>
+          <w:tab w:val="left" w:pos="7090"/>
+          <w:tab w:val="left" w:pos="7799"/>
+          <w:tab w:val="left" w:pos="8508"/>
+          <w:tab w:val="left" w:pos="9217"/>
+          <w:tab w:val="left" w:pos="9926"/>
+          <w:tab w:val="left" w:pos="10635"/>
+          <w:tab w:val="left" w:pos="11344"/>
+          <w:tab w:val="left" w:pos="12053"/>
+        </w:tabs>
+        <w:jc w:val="both"/>
+        <w:rPr>
+          <w:rFonts w:ascii="Calibri" w:eastAsia="Calibri" w:hAnsi="Calibri" w:cs="Calibri"/>
+          <w:b/>
+          <w:bCs/>
+        </w:rPr>
+      </w:pPr>
+      <w:r>
+        <w:rPr>
+          <w:rFonts w:ascii="Calibri" w:eastAsia="Calibri" w:hAnsi="Calibri" w:cs="Calibri"/>
+          <w:b/>
+          <w:bCs/>
+        </w:rPr>
+        <w:t>TESTIGO</w:t>
+      </w:r>
+      <w:r>
+        <w:rPr>
+          <w:rFonts w:ascii="Calibri" w:eastAsia="Calibri" w:hAnsi="Calibri" w:cs="Calibri"/>
+          <w:b/>
+          <w:bCs/>
+        </w:rPr>
+        <w:tab/>
+      </w:r>
+      <w:r>
+        <w:rPr>
+          <w:rFonts w:ascii="Calibri" w:eastAsia="Calibri" w:hAnsi="Calibri" w:cs="Calibri"/>
+          <w:b/>
+          <w:bCs/>
+        </w:rPr>
+        <w:tab/>
+      </w:r>
+      <w:r>
+        <w:rPr>
+          <w:rFonts w:ascii="Calibri" w:eastAsia="Calibri" w:hAnsi="Calibri" w:cs="Calibri"/>
+          <w:b/>
+          <w:bCs/>
+        </w:rPr>
+        <w:tab/>
+      </w:r>
+      <w:r>
+        <w:rPr>
+          <w:rFonts w:ascii="Calibri" w:eastAsia="Calibri" w:hAnsi="Calibri" w:cs="Calibri"/>
+          <w:b/>
+          <w:bCs/>
+        </w:rPr>
+        <w:tab/>
+      </w:r>
+      <w:r>
+        <w:rPr>
+          <w:rFonts w:ascii="Calibri" w:eastAsia="Calibri" w:hAnsi="Calibri" w:cs="Calibri"/>
+          <w:b/>
+          <w:bCs/>
+        </w:rPr>
+        <w:tab/>
+      </w:r>
+      <w:r>
+        <w:rPr>
+          <w:rFonts w:ascii="Calibri" w:eastAsia="Calibri" w:hAnsi="Calibri" w:cs="Calibri"/>
+          <w:b/>
+          <w:bCs/>
+        </w:rPr>
+        <w:tab/>
+        <w:t xml:space="preserve"> </w:t>
+      </w:r>
+      <w:proofErr w:type="spellStart"/>
+      <w:r>
+        <w:rPr>
+          <w:rFonts w:ascii="Calibri" w:eastAsia="Calibri" w:hAnsi="Calibri" w:cs="Calibri"/>
+          <w:b/>
+          <w:bCs/>
+        </w:rPr>
+        <w:t>TESTIGO</w:t>
+      </w:r>
+      <w:proofErr w:type="spellEnd"/>
+    </w:p>
+    <w:p>
+      <w:pPr>
+        <w:widowControl/>
+        <w:tabs>
+          <w:tab w:val="left" w:pos="709"/>
+          <w:tab w:val="left" w:pos="1418"/>
+          <w:tab w:val="left" w:pos="2127"/>
+          <w:tab w:val="left" w:pos="2836"/>
+          <w:tab w:val="left" w:pos="3545"/>
+          <w:tab w:val="left" w:pos="4254"/>
+          <w:tab w:val="left" w:pos="4963"/>
+          <w:tab w:val="left" w:pos="5672"/>
+          <w:tab w:val="left" w:pos="6381"/>
+          <w:tab w:val="left" w:pos="7090"/>
+          <w:tab w:val="left" w:pos="7799"/>
+          <w:tab w:val="left" w:pos="8508"/>
+          <w:tab w:val="left" w:pos="9217"/>
+          <w:tab w:val="left" w:pos="9926"/>
+          <w:tab w:val="left" w:pos="10635"/>
+          <w:tab w:val="left" w:pos="11344"/>
+          <w:tab w:val="left" w:pos="12053"/>
+        </w:tabs>
+        <w:jc w:val="both"/>
+        <w:rPr>
+          <w:rFonts w:ascii="Calibri" w:eastAsia="Calibri" w:hAnsi="Calibri" w:cs="Calibri"/>
         </w:rPr>
       </w:pPr>
     </w:p>
@@ -8137,7 +8265,7 @@
 </file>
 
 <file path=word/endnotes.xml><?xml version="1.0" encoding="utf-8"?>
-<w:endnotes xmlns:wpc="http://schemas.microsoft.com/office/word/2010/wordprocessingCanvas" xmlns:cx="http://schemas.microsoft.com/office/drawing/2014/chartex" xmlns:cx1="http://schemas.microsoft.com/office/drawing/2015/9/8/chartex" xmlns:cx2="http://schemas.microsoft.com/office/drawing/2015/10/21/chartex" xmlns:cx3="http://schemas.microsoft.com/office/drawing/2016/5/9/chartex" xmlns:cx4="http://schemas.microsoft.com/office/drawing/2016/5/10/chartex" xmlns:cx5="http://schemas.microsoft.com/office/drawing/2016/5/11/chartex" xmlns:cx6="http://schemas.microsoft.com/office/drawing/2016/5/12/chartex" xmlns:cx7="http://schemas.microsoft.com/office/drawing/2016/5/13/chartex" xmlns:cx8="http://schemas.microsoft.com/office/drawing/2016/5/14/chartex" xmlns:mc="http://schemas.openxmlformats.org/markup-compatibility/2006" xmlns:aink="http://schemas.microsoft.com/office/drawing/2016/ink" xmlns:am3d="http://schemas.microsoft.com/office/drawing/2017/model3d" xmlns:o="urn:schemas-microsoft-com:office:office" xmlns:r="http://schemas.openxmlformats.org/officeDocument/2006/relationships" xmlns:m="http://schemas.openxmlformats.org/officeDocument/2006/math" xmlns:v="urn:schemas-microsoft-com:vml" xmlns:wp14="http://schemas.microsoft.com/office/word/2010/wordprocessingDrawing" xmlns:wp="http://schemas.openxmlformats.org/drawingml/2006/wordprocessingDrawing" xmlns:w10="urn:schemas-microsoft-com:office:word" xmlns:w="http://schemas.openxmlformats.org/wordprocessingml/2006/main" xmlns:w14="http://schemas.microsoft.com/office/word/2010/wordml" xmlns:w15="http://schemas.microsoft.com/office/word/2012/wordml" xmlns:w16cex="http://schemas.microsoft.com/office/word/2018/wordml/cex" xmlns:w16cid="http://schemas.microsoft.com/office/word/2016/wordml/cid" xmlns:w16="http://schemas.microsoft.com/office/word/2018/wordml" xmlns:w16sdtdh="http://schemas.microsoft.com/office/word/2020/wordml/sdtdatahash" xmlns:w16se="http://schemas.microsoft.com/office/word/2015/wordml/symex" xmlns:wpg="http://schemas.microsoft.com/office/word/2010/wordprocessingGroup" xmlns:wpi="http://schemas.microsoft.com/office/word/2010/wordprocessingInk" xmlns:wne="http://schemas.microsoft.com/office/word/2006/wordml" xmlns:wps="http://schemas.microsoft.com/office/word/2010/wordprocessingShape" mc:Ignorable="w14 w15 w16se w16cid w16 w16cex w16sdtdh wp14">
+<w:endnotes xmlns:wpc="http://schemas.microsoft.com/office/word/2010/wordprocessingCanvas" xmlns:cx="http://schemas.microsoft.com/office/drawing/2014/chartex" xmlns:cx1="http://schemas.microsoft.com/office/drawing/2015/9/8/chartex" xmlns:cx2="http://schemas.microsoft.com/office/drawing/2015/10/21/chartex" xmlns:cx3="http://schemas.microsoft.com/office/drawing/2016/5/9/chartex" xmlns:cx4="http://schemas.microsoft.com/office/drawing/2016/5/10/chartex" xmlns:cx5="http://schemas.microsoft.com/office/drawing/2016/5/11/chartex" xmlns:cx6="http://schemas.microsoft.com/office/drawing/2016/5/12/chartex" xmlns:cx7="http://schemas.microsoft.com/office/drawing/2016/5/13/chartex" xmlns:cx8="http://schemas.microsoft.com/office/drawing/2016/5/14/chartex" xmlns:mc="http://schemas.openxmlformats.org/markup-compatibility/2006" xmlns:aink="http://schemas.microsoft.com/office/drawing/2016/ink" xmlns:am3d="http://schemas.microsoft.com/office/drawing/2017/model3d" xmlns:o="urn:schemas-microsoft-com:office:office" xmlns:oel="http://schemas.microsoft.com/office/2019/extlst" xmlns:r="http://schemas.openxmlformats.org/officeDocument/2006/relationships" xmlns:m="http://schemas.openxmlformats.org/officeDocument/2006/math" xmlns:v="urn:schemas-microsoft-com:vml" xmlns:wp14="http://schemas.microsoft.com/office/word/2010/wordprocessingDrawing" xmlns:wp="http://schemas.openxmlformats.org/drawingml/2006/wordprocessingDrawing" xmlns:w10="urn:schemas-microsoft-com:office:word" xmlns:w="http://schemas.openxmlformats.org/wordprocessingml/2006/main" xmlns:w14="http://schemas.microsoft.com/office/word/2010/wordml" xmlns:w15="http://schemas.microsoft.com/office/word/2012/wordml" xmlns:w16cex="http://schemas.microsoft.com/office/word/2018/wordml/cex" xmlns:w16cid="http://schemas.microsoft.com/office/word/2016/wordml/cid" xmlns:w16="http://schemas.microsoft.com/office/word/2018/wordml" xmlns:w16sdtdh="http://schemas.microsoft.com/office/word/2020/wordml/sdtdatahash" xmlns:w16se="http://schemas.microsoft.com/office/word/2015/wordml/symex" xmlns:wpg="http://schemas.microsoft.com/office/word/2010/wordprocessingGroup" xmlns:wpi="http://schemas.microsoft.com/office/word/2010/wordprocessingInk" xmlns:wne="http://schemas.microsoft.com/office/word/2006/wordml" xmlns:wps="http://schemas.microsoft.com/office/word/2010/wordprocessingShape" mc:Ignorable="w14 w15 w16se w16cid w16 w16cex w16sdtdh wp14">
   <w:endnote w:type="separator" w:id="-1">
     <w:p>
       <w:r>
@@ -8156,7 +8284,7 @@
 </file>
 
 <file path=word/footer1.xml><?xml version="1.0" encoding="utf-8"?>
-<w:ftr xmlns:wpc="http://schemas.microsoft.com/office/word/2010/wordprocessingCanvas" xmlns:cx="http://schemas.microsoft.com/office/drawing/2014/chartex" xmlns:cx1="http://schemas.microsoft.com/office/drawing/2015/9/8/chartex" xmlns:cx2="http://schemas.microsoft.com/office/drawing/2015/10/21/chartex" xmlns:cx3="http://schemas.microsoft.com/office/drawing/2016/5/9/chartex" xmlns:cx4="http://schemas.microsoft.com/office/drawing/2016/5/10/chartex" xmlns:cx5="http://schemas.microsoft.com/office/drawing/2016/5/11/chartex" xmlns:cx6="http://schemas.microsoft.com/office/drawing/2016/5/12/chartex" xmlns:cx7="http://schemas.microsoft.com/office/drawing/2016/5/13/chartex" xmlns:cx8="http://schemas.microsoft.com/office/drawing/2016/5/14/chartex" xmlns:mc="http://schemas.openxmlformats.org/markup-compatibility/2006" xmlns:aink="http://schemas.microsoft.com/office/drawing/2016/ink" xmlns:am3d="http://schemas.microsoft.com/office/drawing/2017/model3d" xmlns:o="urn:schemas-microsoft-com:office:office" xmlns:r="http://schemas.openxmlformats.org/officeDocument/2006/relationships" xmlns:m="http://schemas.openxmlformats.org/officeDocument/2006/math" xmlns:v="urn:schemas-microsoft-com:vml" xmlns:wp14="http://schemas.microsoft.com/office/word/2010/wordprocessingDrawing" xmlns:wp="http://schemas.openxmlformats.org/drawingml/2006/wordprocessingDrawing" xmlns:w10="urn:schemas-microsoft-com:office:word" xmlns:w="http://schemas.openxmlformats.org/wordprocessingml/2006/main" xmlns:w14="http://schemas.microsoft.com/office/word/2010/wordml" xmlns:w15="http://schemas.microsoft.com/office/word/2012/wordml" xmlns:w16cex="http://schemas.microsoft.com/office/word/2018/wordml/cex" xmlns:w16cid="http://schemas.microsoft.com/office/word/2016/wordml/cid" xmlns:w16="http://schemas.microsoft.com/office/word/2018/wordml" xmlns:w16sdtdh="http://schemas.microsoft.com/office/word/2020/wordml/sdtdatahash" xmlns:w16se="http://schemas.microsoft.com/office/word/2015/wordml/symex" xmlns:wpg="http://schemas.microsoft.com/office/word/2010/wordprocessingGroup" xmlns:wpi="http://schemas.microsoft.com/office/word/2010/wordprocessingInk" xmlns:wne="http://schemas.microsoft.com/office/word/2006/wordml" xmlns:wps="http://schemas.microsoft.com/office/word/2010/wordprocessingShape" mc:Ignorable="w14 w15 w16se w16cid w16 w16cex w16sdtdh wp14">
+<w:ftr xmlns:wpc="http://schemas.microsoft.com/office/word/2010/wordprocessingCanvas" xmlns:cx="http://schemas.microsoft.com/office/drawing/2014/chartex" xmlns:cx1="http://schemas.microsoft.com/office/drawing/2015/9/8/chartex" xmlns:cx2="http://schemas.microsoft.com/office/drawing/2015/10/21/chartex" xmlns:cx3="http://schemas.microsoft.com/office/drawing/2016/5/9/chartex" xmlns:cx4="http://schemas.microsoft.com/office/drawing/2016/5/10/chartex" xmlns:cx5="http://schemas.microsoft.com/office/drawing/2016/5/11/chartex" xmlns:cx6="http://schemas.microsoft.com/office/drawing/2016/5/12/chartex" xmlns:cx7="http://schemas.microsoft.com/office/drawing/2016/5/13/chartex" xmlns:cx8="http://schemas.microsoft.com/office/drawing/2016/5/14/chartex" xmlns:mc="http://schemas.openxmlformats.org/markup-compatibility/2006" xmlns:aink="http://schemas.microsoft.com/office/drawing/2016/ink" xmlns:am3d="http://schemas.microsoft.com/office/drawing/2017/model3d" xmlns:o="urn:schemas-microsoft-com:office:office" xmlns:oel="http://schemas.microsoft.com/office/2019/extlst" xmlns:r="http://schemas.openxmlformats.org/officeDocument/2006/relationships" xmlns:m="http://schemas.openxmlformats.org/officeDocument/2006/math" xmlns:v="urn:schemas-microsoft-com:vml" xmlns:wp14="http://schemas.microsoft.com/office/word/2010/wordprocessingDrawing" xmlns:wp="http://schemas.openxmlformats.org/drawingml/2006/wordprocessingDrawing" xmlns:w10="urn:schemas-microsoft-com:office:word" xmlns:w="http://schemas.openxmlformats.org/wordprocessingml/2006/main" xmlns:w14="http://schemas.microsoft.com/office/word/2010/wordml" xmlns:w15="http://schemas.microsoft.com/office/word/2012/wordml" xmlns:w16cex="http://schemas.microsoft.com/office/word/2018/wordml/cex" xmlns:w16cid="http://schemas.microsoft.com/office/word/2016/wordml/cid" xmlns:w16="http://schemas.microsoft.com/office/word/2018/wordml" xmlns:w16sdtdh="http://schemas.microsoft.com/office/word/2020/wordml/sdtdatahash" xmlns:w16se="http://schemas.microsoft.com/office/word/2015/wordml/symex" xmlns:wpg="http://schemas.microsoft.com/office/word/2010/wordprocessingGroup" xmlns:wpi="http://schemas.microsoft.com/office/word/2010/wordprocessingInk" xmlns:wne="http://schemas.microsoft.com/office/word/2006/wordml" xmlns:wps="http://schemas.microsoft.com/office/word/2010/wordprocessingShape" mc:Ignorable="w14 w15 w16se w16cid w16 w16cex w16sdtdh wp14">
   <w:p>
     <w:pPr>
       <w:pBdr>
@@ -8226,7 +8354,7 @@
 </file>
 
 <file path=word/footnotes.xml><?xml version="1.0" encoding="utf-8"?>
-<w:footnotes xmlns:wpc="http://schemas.microsoft.com/office/word/2010/wordprocessingCanvas" xmlns:cx="http://schemas.microsoft.com/office/drawing/2014/chartex" xmlns:cx1="http://schemas.microsoft.com/office/drawing/2015/9/8/chartex" xmlns:cx2="http://schemas.microsoft.com/office/drawing/2015/10/21/chartex" xmlns:cx3="http://schemas.microsoft.com/office/drawing/2016/5/9/chartex" xmlns:cx4="http://schemas.microsoft.com/office/drawing/2016/5/10/chartex" xmlns:cx5="http://schemas.microsoft.com/office/drawing/2016/5/11/chartex" xmlns:cx6="http://schemas.microsoft.com/office/drawing/2016/5/12/chartex" xmlns:cx7="http://schemas.microsoft.com/office/drawing/2016/5/13/chartex" xmlns:cx8="http://schemas.microsoft.com/office/drawing/2016/5/14/chartex" xmlns:mc="http://schemas.openxmlformats.org/markup-compatibility/2006" xmlns:aink="http://schemas.microsoft.com/office/drawing/2016/ink" xmlns:am3d="http://schemas.microsoft.com/office/drawing/2017/model3d" xmlns:o="urn:schemas-microsoft-com:office:office" xmlns:r="http://schemas.openxmlformats.org/officeDocument/2006/relationships" xmlns:m="http://schemas.openxmlformats.org/officeDocument/2006/math" xmlns:v="urn:schemas-microsoft-com:vml" xmlns:wp14="http://schemas.microsoft.com/office/word/2010/wordprocessingDrawing" xmlns:wp="http://schemas.openxmlformats.org/drawingml/2006/wordprocessingDrawing" xmlns:w10="urn:schemas-microsoft-com:office:word" xmlns:w="http://schemas.openxmlformats.org/wordprocessingml/2006/main" xmlns:w14="http://schemas.microsoft.com/office/word/2010/wordml" xmlns:w15="http://schemas.microsoft.com/office/word/2012/wordml" xmlns:w16cex="http://schemas.microsoft.com/office/word/2018/wordml/cex" xmlns:w16cid="http://schemas.microsoft.com/office/word/2016/wordml/cid" xmlns:w16="http://schemas.microsoft.com/office/word/2018/wordml" xmlns:w16sdtdh="http://schemas.microsoft.com/office/word/2020/wordml/sdtdatahash" xmlns:w16se="http://schemas.microsoft.com/office/word/2015/wordml/symex" xmlns:wpg="http://schemas.microsoft.com/office/word/2010/wordprocessingGroup" xmlns:wpi="http://schemas.microsoft.com/office/word/2010/wordprocessingInk" xmlns:wne="http://schemas.microsoft.com/office/word/2006/wordml" xmlns:wps="http://schemas.microsoft.com/office/word/2010/wordprocessingShape" mc:Ignorable="w14 w15 w16se w16cid w16 w16cex w16sdtdh wp14">
+<w:footnotes xmlns:wpc="http://schemas.microsoft.com/office/word/2010/wordprocessingCanvas" xmlns:cx="http://schemas.microsoft.com/office/drawing/2014/chartex" xmlns:cx1="http://schemas.microsoft.com/office/drawing/2015/9/8/chartex" xmlns:cx2="http://schemas.microsoft.com/office/drawing/2015/10/21/chartex" xmlns:cx3="http://schemas.microsoft.com/office/drawing/2016/5/9/chartex" xmlns:cx4="http://schemas.microsoft.com/office/drawing/2016/5/10/chartex" xmlns:cx5="http://schemas.microsoft.com/office/drawing/2016/5/11/chartex" xmlns:cx6="http://schemas.microsoft.com/office/drawing/2016/5/12/chartex" xmlns:cx7="http://schemas.microsoft.com/office/drawing/2016/5/13/chartex" xmlns:cx8="http://schemas.microsoft.com/office/drawing/2016/5/14/chartex" xmlns:mc="http://schemas.openxmlformats.org/markup-compatibility/2006" xmlns:aink="http://schemas.microsoft.com/office/drawing/2016/ink" xmlns:am3d="http://schemas.microsoft.com/office/drawing/2017/model3d" xmlns:o="urn:schemas-microsoft-com:office:office" xmlns:oel="http://schemas.microsoft.com/office/2019/extlst" xmlns:r="http://schemas.openxmlformats.org/officeDocument/2006/relationships" xmlns:m="http://schemas.openxmlformats.org/officeDocument/2006/math" xmlns:v="urn:schemas-microsoft-com:vml" xmlns:wp14="http://schemas.microsoft.com/office/word/2010/wordprocessingDrawing" xmlns:wp="http://schemas.openxmlformats.org/drawingml/2006/wordprocessingDrawing" xmlns:w10="urn:schemas-microsoft-com:office:word" xmlns:w="http://schemas.openxmlformats.org/wordprocessingml/2006/main" xmlns:w14="http://schemas.microsoft.com/office/word/2010/wordml" xmlns:w15="http://schemas.microsoft.com/office/word/2012/wordml" xmlns:w16cex="http://schemas.microsoft.com/office/word/2018/wordml/cex" xmlns:w16cid="http://schemas.microsoft.com/office/word/2016/wordml/cid" xmlns:w16="http://schemas.microsoft.com/office/word/2018/wordml" xmlns:w16sdtdh="http://schemas.microsoft.com/office/word/2020/wordml/sdtdatahash" xmlns:w16se="http://schemas.microsoft.com/office/word/2015/wordml/symex" xmlns:wpg="http://schemas.microsoft.com/office/word/2010/wordprocessingGroup" xmlns:wpi="http://schemas.microsoft.com/office/word/2010/wordprocessingInk" xmlns:wne="http://schemas.microsoft.com/office/word/2006/wordml" xmlns:wps="http://schemas.microsoft.com/office/word/2010/wordprocessingShape" mc:Ignorable="w14 w15 w16se w16cid w16 w16cex w16sdtdh wp14">
   <w:footnote w:type="separator" w:id="-1">
     <w:p>
       <w:r>
@@ -8245,7 +8373,7 @@
 </file>
 
 <file path=word/header1.xml><?xml version="1.0" encoding="utf-8"?>
-<w:hdr xmlns:wpc="http://schemas.microsoft.com/office/word/2010/wordprocessingCanvas" xmlns:cx="http://schemas.microsoft.com/office/drawing/2014/chartex" xmlns:cx1="http://schemas.microsoft.com/office/drawing/2015/9/8/chartex" xmlns:cx2="http://schemas.microsoft.com/office/drawing/2015/10/21/chartex" xmlns:cx3="http://schemas.microsoft.com/office/drawing/2016/5/9/chartex" xmlns:cx4="http://schemas.microsoft.com/office/drawing/2016/5/10/chartex" xmlns:cx5="http://schemas.microsoft.com/office/drawing/2016/5/11/chartex" xmlns:cx6="http://schemas.microsoft.com/office/drawing/2016/5/12/chartex" xmlns:cx7="http://schemas.microsoft.com/office/drawing/2016/5/13/chartex" xmlns:cx8="http://schemas.microsoft.com/office/drawing/2016/5/14/chartex" xmlns:mc="http://schemas.openxmlformats.org/markup-compatibility/2006" xmlns:aink="http://schemas.microsoft.com/office/drawing/2016/ink" xmlns:am3d="http://schemas.microsoft.com/office/drawing/2017/model3d" xmlns:o="urn:schemas-microsoft-com:office:office" xmlns:r="http://schemas.openxmlformats.org/officeDocument/2006/relationships" xmlns:m="http://schemas.openxmlformats.org/officeDocument/2006/math" xmlns:v="urn:schemas-microsoft-com:vml" xmlns:wp14="http://schemas.microsoft.com/office/word/2010/wordprocessingDrawing" xmlns:wp="http://schemas.openxmlformats.org/drawingml/2006/wordprocessingDrawing" xmlns:w10="urn:schemas-microsoft-com:office:word" xmlns:w="http://schemas.openxmlformats.org/wordprocessingml/2006/main" xmlns:w14="http://schemas.microsoft.com/office/word/2010/wordml" xmlns:w15="http://schemas.microsoft.com/office/word/2012/wordml" xmlns:w16cex="http://schemas.microsoft.com/office/word/2018/wordml/cex" xmlns:w16cid="http://schemas.microsoft.com/office/word/2016/wordml/cid" xmlns:w16="http://schemas.microsoft.com/office/word/2018/wordml" xmlns:w16sdtdh="http://schemas.microsoft.com/office/word/2020/wordml/sdtdatahash" xmlns:w16se="http://schemas.microsoft.com/office/word/2015/wordml/symex" xmlns:wpg="http://schemas.microsoft.com/office/word/2010/wordprocessingGroup" xmlns:wpi="http://schemas.microsoft.com/office/word/2010/wordprocessingInk" xmlns:wne="http://schemas.microsoft.com/office/word/2006/wordml" xmlns:wps="http://schemas.microsoft.com/office/word/2010/wordprocessingShape" mc:Ignorable="w14 w15 w16se w16cid w16 w16cex w16sdtdh wp14">
+<w:hdr xmlns:wpc="http://schemas.microsoft.com/office/word/2010/wordprocessingCanvas" xmlns:cx="http://schemas.microsoft.com/office/drawing/2014/chartex" xmlns:cx1="http://schemas.microsoft.com/office/drawing/2015/9/8/chartex" xmlns:cx2="http://schemas.microsoft.com/office/drawing/2015/10/21/chartex" xmlns:cx3="http://schemas.microsoft.com/office/drawing/2016/5/9/chartex" xmlns:cx4="http://schemas.microsoft.com/office/drawing/2016/5/10/chartex" xmlns:cx5="http://schemas.microsoft.com/office/drawing/2016/5/11/chartex" xmlns:cx6="http://schemas.microsoft.com/office/drawing/2016/5/12/chartex" xmlns:cx7="http://schemas.microsoft.com/office/drawing/2016/5/13/chartex" xmlns:cx8="http://schemas.microsoft.com/office/drawing/2016/5/14/chartex" xmlns:mc="http://schemas.openxmlformats.org/markup-compatibility/2006" xmlns:aink="http://schemas.microsoft.com/office/drawing/2016/ink" xmlns:am3d="http://schemas.microsoft.com/office/drawing/2017/model3d" xmlns:o="urn:schemas-microsoft-com:office:office" xmlns:oel="http://schemas.microsoft.com/office/2019/extlst" xmlns:r="http://schemas.openxmlformats.org/officeDocument/2006/relationships" xmlns:m="http://schemas.openxmlformats.org/officeDocument/2006/math" xmlns:v="urn:schemas-microsoft-com:vml" xmlns:wp14="http://schemas.microsoft.com/office/word/2010/wordprocessingDrawing" xmlns:wp="http://schemas.openxmlformats.org/drawingml/2006/wordprocessingDrawing" xmlns:w10="urn:schemas-microsoft-com:office:word" xmlns:w="http://schemas.openxmlformats.org/wordprocessingml/2006/main" xmlns:w14="http://schemas.microsoft.com/office/word/2010/wordml" xmlns:w15="http://schemas.microsoft.com/office/word/2012/wordml" xmlns:w16cex="http://schemas.microsoft.com/office/word/2018/wordml/cex" xmlns:w16cid="http://schemas.microsoft.com/office/word/2016/wordml/cid" xmlns:w16="http://schemas.microsoft.com/office/word/2018/wordml" xmlns:w16sdtdh="http://schemas.microsoft.com/office/word/2020/wordml/sdtdatahash" xmlns:w16se="http://schemas.microsoft.com/office/word/2015/wordml/symex" xmlns:wpg="http://schemas.microsoft.com/office/word/2010/wordprocessingGroup" xmlns:wpi="http://schemas.microsoft.com/office/word/2010/wordprocessingInk" xmlns:wne="http://schemas.microsoft.com/office/word/2006/wordml" xmlns:wps="http://schemas.microsoft.com/office/word/2010/wordprocessingShape" mc:Ignorable="w14 w15 w16se w16cid w16 w16cex w16sdtdh wp14">
   <w:p>
     <w:pPr>
       <w:tabs>
@@ -8450,7 +8578,7 @@
 </file>
 
 <file path=word/numbering.xml><?xml version="1.0" encoding="utf-8"?>
-<w:numbering xmlns:wpc="http://schemas.microsoft.com/office/word/2010/wordprocessingCanvas" xmlns:cx="http://schemas.microsoft.com/office/drawing/2014/chartex" xmlns:cx1="http://schemas.microsoft.com/office/drawing/2015/9/8/chartex" xmlns:cx2="http://schemas.microsoft.com/office/drawing/2015/10/21/chartex" xmlns:cx3="http://schemas.microsoft.com/office/drawing/2016/5/9/chartex" xmlns:cx4="http://schemas.microsoft.com/office/drawing/2016/5/10/chartex" xmlns:cx5="http://schemas.microsoft.com/office/drawing/2016/5/11/chartex" xmlns:cx6="http://schemas.microsoft.com/office/drawing/2016/5/12/chartex" xmlns:cx7="http://schemas.microsoft.com/office/drawing/2016/5/13/chartex" xmlns:cx8="http://schemas.microsoft.com/office/drawing/2016/5/14/chartex" xmlns:mc="http://schemas.openxmlformats.org/markup-compatibility/2006" xmlns:aink="http://schemas.microsoft.com/office/drawing/2016/ink" xmlns:am3d="http://schemas.microsoft.com/office/drawing/2017/model3d" xmlns:o="urn:schemas-microsoft-com:office:office" xmlns:r="http://schemas.openxmlformats.org/officeDocument/2006/relationships" xmlns:m="http://schemas.openxmlformats.org/officeDocument/2006/math" xmlns:v="urn:schemas-microsoft-com:vml" xmlns:wp14="http://schemas.microsoft.com/office/word/2010/wordprocessingDrawing" xmlns:wp="http://schemas.openxmlformats.org/drawingml/2006/wordprocessingDrawing" xmlns:w10="urn:schemas-microsoft-com:office:word" xmlns:w="http://schemas.openxmlformats.org/wordprocessingml/2006/main" xmlns:w14="http://schemas.microsoft.com/office/word/2010/wordml" xmlns:w15="http://schemas.microsoft.com/office/word/2012/wordml" xmlns:w16cex="http://schemas.microsoft.com/office/word/2018/wordml/cex" xmlns:w16cid="http://schemas.microsoft.com/office/word/2016/wordml/cid" xmlns:w16="http://schemas.microsoft.com/office/word/2018/wordml" xmlns:w16sdtdh="http://schemas.microsoft.com/office/word/2020/wordml/sdtdatahash" xmlns:w16se="http://schemas.microsoft.com/office/word/2015/wordml/symex" xmlns:wpg="http://schemas.microsoft.com/office/word/2010/wordprocessingGroup" xmlns:wpi="http://schemas.microsoft.com/office/word/2010/wordprocessingInk" xmlns:wne="http://schemas.microsoft.com/office/word/2006/wordml" xmlns:wps="http://schemas.microsoft.com/office/word/2010/wordprocessingShape" mc:Ignorable="w14 w15 w16se w16cid w16 w16cex w16sdtdh wp14">
+<w:numbering xmlns:wpc="http://schemas.microsoft.com/office/word/2010/wordprocessingCanvas" xmlns:cx="http://schemas.microsoft.com/office/drawing/2014/chartex" xmlns:cx1="http://schemas.microsoft.com/office/drawing/2015/9/8/chartex" xmlns:cx2="http://schemas.microsoft.com/office/drawing/2015/10/21/chartex" xmlns:cx3="http://schemas.microsoft.com/office/drawing/2016/5/9/chartex" xmlns:cx4="http://schemas.microsoft.com/office/drawing/2016/5/10/chartex" xmlns:cx5="http://schemas.microsoft.com/office/drawing/2016/5/11/chartex" xmlns:cx6="http://schemas.microsoft.com/office/drawing/2016/5/12/chartex" xmlns:cx7="http://schemas.microsoft.com/office/drawing/2016/5/13/chartex" xmlns:cx8="http://schemas.microsoft.com/office/drawing/2016/5/14/chartex" xmlns:mc="http://schemas.openxmlformats.org/markup-compatibility/2006" xmlns:aink="http://schemas.microsoft.com/office/drawing/2016/ink" xmlns:am3d="http://schemas.microsoft.com/office/drawing/2017/model3d" xmlns:o="urn:schemas-microsoft-com:office:office" xmlns:oel="http://schemas.microsoft.com/office/2019/extlst" xmlns:r="http://schemas.openxmlformats.org/officeDocument/2006/relationships" xmlns:m="http://schemas.openxmlformats.org/officeDocument/2006/math" xmlns:v="urn:schemas-microsoft-com:vml" xmlns:wp14="http://schemas.microsoft.com/office/word/2010/wordprocessingDrawing" xmlns:wp="http://schemas.openxmlformats.org/drawingml/2006/wordprocessingDrawing" xmlns:w10="urn:schemas-microsoft-com:office:word" xmlns:w="http://schemas.openxmlformats.org/wordprocessingml/2006/main" xmlns:w14="http://schemas.microsoft.com/office/word/2010/wordml" xmlns:w15="http://schemas.microsoft.com/office/word/2012/wordml" xmlns:w16cex="http://schemas.microsoft.com/office/word/2018/wordml/cex" xmlns:w16cid="http://schemas.microsoft.com/office/word/2016/wordml/cid" xmlns:w16="http://schemas.microsoft.com/office/word/2018/wordml" xmlns:w16sdtdh="http://schemas.microsoft.com/office/word/2020/wordml/sdtdatahash" xmlns:w16se="http://schemas.microsoft.com/office/word/2015/wordml/symex" xmlns:wpg="http://schemas.microsoft.com/office/word/2010/wordprocessingGroup" xmlns:wpi="http://schemas.microsoft.com/office/word/2010/wordprocessingInk" xmlns:wne="http://schemas.microsoft.com/office/word/2006/wordml" xmlns:wps="http://schemas.microsoft.com/office/word/2010/wordprocessingShape" mc:Ignorable="w14 w15 w16se w16cid w16 w16cex w16sdtdh wp14">
   <w:abstractNum w:abstractNumId="0" w15:restartNumberingAfterBreak="0">
     <w:nsid w:val="013871F4"/>
     <w:multiLevelType w:val="multilevel"/>
@@ -8826,16 +8954,16 @@
       </w:pPr>
     </w:lvl>
   </w:abstractNum>
-  <w:num w:numId="1">
+  <w:num w:numId="1" w16cid:durableId="1773548244">
     <w:abstractNumId w:val="2"/>
   </w:num>
-  <w:num w:numId="2">
+  <w:num w:numId="2" w16cid:durableId="590086739">
     <w:abstractNumId w:val="3"/>
   </w:num>
-  <w:num w:numId="3">
+  <w:num w:numId="3" w16cid:durableId="1040743120">
     <w:abstractNumId w:val="1"/>
   </w:num>
-  <w:num w:numId="4">
+  <w:num w:numId="4" w16cid:durableId="445272083">
     <w:abstractNumId w:val="0"/>
   </w:num>
 </w:numbering>
